--- a/Jobsheet 11/10_Kartika Tri Juliana_PWL - Jobsheet 11 - API Bagian 2.docx
+++ b/Jobsheet 11/10_Kartika Tri Juliana_PWL - Jobsheet 11 - API Bagian 2.docx
@@ -745,10 +745,7 @@
         <w:t xml:space="preserve"> </w:t>
       </w:r>
       <w:r>
-        <w:t>RES</w:t>
-      </w:r>
-      <w:r>
-        <w:t>TFUL</w:t>
+        <w:t>RESTFUL</w:t>
       </w:r>
       <w:r>
         <w:rPr>
@@ -814,7 +811,6 @@
         <w:rPr>
           <w:noProof/>
           <w:sz w:val="20"/>
-          <w:lang w:val="en-US"/>
         </w:rPr>
         <mc:AlternateContent>
           <mc:Choice Requires="wps">
@@ -2094,10 +2090,7 @@
         <w:t xml:space="preserve"> </w:t>
       </w:r>
       <w:r>
-        <w:t>melakukan de</w:t>
-      </w:r>
-      <w:r>
-        <w:t>skripsi saat menampilkan dari database secara otomatis.</w:t>
+        <w:t>melakukan deskripsi saat menampilkan dari database secara otomatis.</w:t>
       </w:r>
     </w:p>
     <w:p>
@@ -2117,10 +2110,7 @@
         <w:t xml:space="preserve"> </w:t>
       </w:r>
       <w:r>
-        <w:t>diakses. Nama method ya</w:t>
-      </w:r>
-      <w:r>
-        <w:t>ng</w:t>
+        <w:t>diakses. Nama method yang</w:t>
       </w:r>
       <w:r>
         <w:rPr>
@@ -2335,7 +2325,6 @@
         <w:rPr>
           <w:noProof/>
           <w:sz w:val="20"/>
-          <w:lang w:val="en-US"/>
         </w:rPr>
         <w:drawing>
           <wp:inline distT="0" distB="0" distL="0" distR="0">
@@ -2444,7 +2433,6 @@
         <w:rPr>
           <w:noProof/>
           <w:sz w:val="4"/>
-          <w:lang w:val="en-US"/>
         </w:rPr>
         <w:drawing>
           <wp:anchor distT="0" distB="0" distL="0" distR="0" simplePos="0" relativeHeight="487588352" behindDoc="1" locked="0" layoutInCell="1" allowOverlap="1">
@@ -2597,7 +2585,6 @@
         <w:rPr>
           <w:noProof/>
           <w:sz w:val="4"/>
-          <w:lang w:val="en-US"/>
         </w:rPr>
         <w:drawing>
           <wp:anchor distT="0" distB="0" distL="0" distR="0" simplePos="0" relativeHeight="487588864" behindDoc="1" locked="0" layoutInCell="1" allowOverlap="1">
@@ -2696,7 +2683,6 @@
         <w:rPr>
           <w:noProof/>
           <w:sz w:val="4"/>
-          <w:lang w:val="en-US"/>
         </w:rPr>
         <w:drawing>
           <wp:anchor distT="0" distB="0" distL="0" distR="0" simplePos="0" relativeHeight="487589376" behindDoc="1" locked="0" layoutInCell="1" allowOverlap="1">
@@ -2841,7 +2827,6 @@
         <w:rPr>
           <w:noProof/>
           <w:sz w:val="6"/>
-          <w:lang w:val="en-US"/>
         </w:rPr>
         <mc:AlternateContent>
           <mc:Choice Requires="wps">
@@ -2915,7 +2900,7 @@
               </wp:anchor>
             </w:drawing>
           </mc:Choice>
-          <mc:Fallback xmlns:pic="http://schemas.openxmlformats.org/drawingml/2006/picture" xmlns:a="http://schemas.openxmlformats.org/drawingml/2006/main" xmlns:ve="http://schemas.openxmlformats.org/markup-compatibility/2006">
+          <mc:Fallback xmlns:ve="http://schemas.openxmlformats.org/markup-compatibility/2006" xmlns:a="http://schemas.openxmlformats.org/drawingml/2006/main" xmlns:pic="http://schemas.openxmlformats.org/drawingml/2006/picture">
             <w:pict>
               <v:rect style="position:absolute;margin-left:69.384003pt;margin-top:5.093515pt;width:456.67pt;height:1.44pt;mso-position-horizontal-relative:page;mso-position-vertical-relative:paragraph;z-index:-15726592;mso-wrap-distance-left:0;mso-wrap-distance-right:0" id="docshape7" filled="true" fillcolor="#000000" stroked="false">
                 <v:fill type="solid"/>
@@ -3351,7 +3336,6 @@
           <w:b/>
           <w:noProof/>
           <w:sz w:val="20"/>
-          <w:lang w:val="en-US"/>
         </w:rPr>
         <w:drawing>
           <wp:anchor distT="0" distB="0" distL="0" distR="0" simplePos="0" relativeHeight="487590400" behindDoc="1" locked="0" layoutInCell="1" allowOverlap="1">
@@ -3549,7 +3533,6 @@
         <w:rPr>
           <w:noProof/>
           <w:sz w:val="20"/>
-          <w:lang w:val="en-US"/>
         </w:rPr>
         <mc:AlternateContent>
           <mc:Choice Requires="wpg">
@@ -6340,7 +6323,6 @@
         <w:rPr>
           <w:noProof/>
           <w:sz w:val="20"/>
-          <w:lang w:val="en-US"/>
         </w:rPr>
         <mc:AlternateContent>
           <mc:Choice Requires="wpg">
@@ -7186,7 +7168,6 @@
         <w:rPr>
           <w:noProof/>
           <w:sz w:val="20"/>
-          <w:lang w:val="en-US"/>
         </w:rPr>
         <mc:AlternateContent>
           <mc:Choice Requires="wpg">
@@ -10120,7 +10101,6 @@
         <w:rPr>
           <w:noProof/>
           <w:sz w:val="5"/>
-          <w:lang w:val="en-US"/>
         </w:rPr>
         <mc:AlternateContent>
           <mc:Choice Requires="wpg">
@@ -10711,7 +10691,6 @@
         <w:rPr>
           <w:noProof/>
           <w:sz w:val="21"/>
-          <w:lang w:val="en-US"/>
         </w:rPr>
         <w:lastRenderedPageBreak/>
         <mc:AlternateContent>
@@ -11132,7 +11111,7 @@
               </wp:anchor>
             </w:drawing>
           </mc:Choice>
-          <mc:Fallback xmlns:pic="http://schemas.openxmlformats.org/drawingml/2006/picture" xmlns:a="http://schemas.openxmlformats.org/drawingml/2006/main" xmlns:ve="http://schemas.openxmlformats.org/markup-compatibility/2006">
+          <mc:Fallback xmlns:ve="http://schemas.openxmlformats.org/markup-compatibility/2006" xmlns:a="http://schemas.openxmlformats.org/drawingml/2006/main" xmlns:pic="http://schemas.openxmlformats.org/drawingml/2006/picture">
             <w:pict>
               <v:group style="position:absolute;margin-left:106.370003pt;margin-top:134.689987pt;width:418.25pt;height:628.050pt;mso-position-horizontal-relative:page;mso-position-vertical-relative:page;z-index:-15887360" id="docshapegroup20" coordorigin="2127,2694" coordsize="8365,12561">
                 <v:shape style="position:absolute;left:2213;top:2703;width:8197;height:12541" id="docshape21" coordorigin="2214,2703" coordsize="8197,12541" path="m10411,14961l2214,14961,2214,15244,10411,15244,10411,14961xm10411,14106l2214,14106,2214,14390,2214,14678,2214,14678,2214,14961,10411,14961,10411,14678,10411,14678,10411,14390,10411,14106xm10411,13252l2214,13252,2214,13535,2214,13823,2214,14106,10411,14106,10411,13823,10411,13535,10411,13252xm10411,10683l2214,10683,2214,10971,2214,11255,2214,11543,2214,11826,2214,12109,2214,12397,2214,12397,2214,12681,2214,12964,2214,13252,10411,13252,10411,12964,10411,12681,10411,12397,10411,12397,10411,12109,10411,11826,10411,11543,10411,11255,10411,10971,10411,10683xm10411,8402l2214,8402,2214,8690,2214,8974,2214,8974,2214,9262,2214,9545,2214,9828,2214,10116,2214,10400,2214,10683,10411,10683,10411,10400,10411,10116,10411,9828,10411,9545,10411,9262,10411,8974,10411,8974,10411,8690,10411,8402xm10411,6122l2214,6122,2214,6410,2214,6693,2214,6981,2214,7264,2214,7264,2214,7548,2214,7836,2214,8119,2214,8402,10411,8402,10411,8119,10411,7836,10411,7548,10411,7264,10411,7264,10411,6981,10411,6693,10411,6410,10411,6122xm10411,5555l2214,5555,2214,5839,2214,6122,10411,6122,10411,5839,10411,5555xm10411,5267l2214,5267,2214,5555,10411,5555,10411,5267xm10411,3275l2214,3275,2214,3558,2214,3841,2214,4129,2214,4129,2214,4413,2214,4701,2214,4984,2214,5267,10411,5267,10411,4984,10411,4701,10411,4413,10411,4129,10411,4129,10411,3841,10411,3558,10411,3275xm10411,2703l2214,2703,2214,2987,2214,3275,10411,3275,10411,2987,10411,2703xe" filled="true" fillcolor="#1e1e1e" stroked="false">
@@ -12445,15 +12424,7 @@
           <w:color w:val="CE9178"/>
           <w:sz w:val="21"/>
         </w:rPr>
-        <w:t>'</w:t>
-      </w:r>
-      <w:r>
-        <w:rPr>
-          <w:rFonts w:ascii="Consolas"/>
-          <w:color w:val="CE9178"/>
-          <w:sz w:val="21"/>
-        </w:rPr>
-        <w:t>image'</w:t>
+        <w:t>'image'</w:t>
       </w:r>
       <w:r>
         <w:rPr>
@@ -13253,7 +13224,6 @@
         <w:rPr>
           <w:noProof/>
           <w:sz w:val="5"/>
-          <w:lang w:val="en-US"/>
         </w:rPr>
         <w:drawing>
           <wp:anchor distT="0" distB="0" distL="0" distR="0" simplePos="0" relativeHeight="487593472" behindDoc="1" locked="0" layoutInCell="1" allowOverlap="1">
@@ -13362,7 +13332,6 @@
         <w:rPr>
           <w:noProof/>
           <w:sz w:val="4"/>
-          <w:lang w:val="en-US"/>
         </w:rPr>
         <w:drawing>
           <wp:anchor distT="0" distB="0" distL="0" distR="0" simplePos="0" relativeHeight="487593984" behindDoc="1" locked="0" layoutInCell="1" allowOverlap="1">
@@ -13614,7 +13583,6 @@
         <w:rPr>
           <w:noProof/>
           <w:sz w:val="20"/>
-          <w:lang w:val="en-US"/>
         </w:rPr>
         <w:drawing>
           <wp:inline distT="0" distB="0" distL="0" distR="0">
@@ -13749,14 +13717,7 @@
           <w:spacing w:val="-2"/>
           <w:sz w:val="24"/>
         </w:rPr>
-        <w:t>de</w:t>
-      </w:r>
-      <w:r>
-        <w:rPr>
-          <w:spacing w:val="-2"/>
-          <w:sz w:val="24"/>
-        </w:rPr>
-        <w:t>ngan</w:t>
+        <w:t>dengan</w:t>
       </w:r>
     </w:p>
     <w:p>
@@ -13771,7 +13732,6 @@
         <w:rPr>
           <w:noProof/>
           <w:sz w:val="4"/>
-          <w:lang w:val="en-US"/>
         </w:rPr>
         <w:drawing>
           <wp:anchor distT="0" distB="0" distL="0" distR="0" simplePos="0" relativeHeight="487594496" behindDoc="1" locked="0" layoutInCell="1" allowOverlap="1">
@@ -13941,19 +13901,7 @@
           <w:sz w:val="20"/>
         </w:rPr>
         <w:lastRenderedPageBreak/>
-        <w:t>Hasil percobaan</w:t>
-      </w:r>
-      <w:r>
-        <w:rPr>
-          <w:sz w:val="20"/>
-        </w:rPr>
-        <w:t xml:space="preserve"> sebelumnya</w:t>
-      </w:r>
-      <w:r>
-        <w:rPr>
-          <w:sz w:val="20"/>
-        </w:rPr>
-        <w:t xml:space="preserve"> :</w:t>
+        <w:t>Hasil percobaan sebelumnya :</w:t>
       </w:r>
     </w:p>
     <w:p>
@@ -13966,6 +13914,7 @@
       </w:pPr>
       <w:r>
         <w:rPr>
+          <w:noProof/>
           <w:sz w:val="20"/>
         </w:rPr>
         <w:drawing>
@@ -14050,16 +13999,7 @@
           <w:color w:val="000000" w:themeColor="text1"/>
           <w:sz w:val="24"/>
         </w:rPr>
-        <w:t>=setelah dilakukannya perubahan kode menj</w:t>
-      </w:r>
-      <w:bookmarkStart w:id="0" w:name="_GoBack"/>
-      <w:bookmarkEnd w:id="0"/>
-      <w:r>
-        <w:rPr>
-          <w:color w:val="000000" w:themeColor="text1"/>
-          <w:sz w:val="24"/>
-        </w:rPr>
-        <w:t xml:space="preserve">adi hash akan terjadi error karena kode menunjukkan pengambilan file dari request sedangkan seharusnya pemakaian hash itu harus akses dulu ke objek file (UploadedFile) bukan request. </w:t>
+        <w:t xml:space="preserve">=setelah dilakukannya perubahan kode menjadi hash akan terjadi error karena kode menunjukkan pengambilan file dari request sedangkan seharusnya pemakaian hash itu harus akses dulu ke objek file (UploadedFile) bukan request. </w:t>
       </w:r>
     </w:p>
     <w:p>
@@ -14077,6 +14017,7 @@
       </w:pPr>
       <w:r>
         <w:rPr>
+          <w:noProof/>
           <w:color w:val="FF0000"/>
           <w:sz w:val="24"/>
         </w:rPr>
@@ -14182,7 +14123,6 @@
       <w:r>
         <w:rPr>
           <w:noProof/>
-          <w:lang w:val="en-US"/>
         </w:rPr>
         <w:drawing>
           <wp:inline distT="0" distB="0" distL="0" distR="0" wp14:anchorId="6011FF75" wp14:editId="749FFE43">
@@ -14271,6 +14211,7 @@
       </w:pPr>
       <w:r>
         <w:rPr>
+          <w:noProof/>
           <w:color w:val="FF0000"/>
           <w:sz w:val="24"/>
         </w:rPr>
@@ -14349,6 +14290,9 @@
         <w:spacing w:before="157" w:line="312" w:lineRule="auto"/>
         <w:ind w:left="141" w:right="559"/>
         <w:jc w:val="both"/>
+        <w:rPr>
+          <w:spacing w:val="-2"/>
+        </w:rPr>
       </w:pPr>
       <w:r>
         <w:t>Implementasikan API untuk upload file/gambar</w:t>
@@ -14372,7 +14316,312 @@
     <w:p>
       <w:pPr>
         <w:pStyle w:val="BodyText"/>
-      </w:pPr>
+        <w:numPr>
+          <w:ilvl w:val="0"/>
+          <w:numId w:val="5"/>
+        </w:numPr>
+        <w:spacing w:before="157" w:line="312" w:lineRule="auto"/>
+        <w:ind w:right="559"/>
+        <w:jc w:val="both"/>
+      </w:pPr>
+      <w:r>
+        <w:rPr>
+          <w:spacing w:val="-2"/>
+        </w:rPr>
+        <w:t>Tabel m_barang</w:t>
+      </w:r>
+    </w:p>
+    <w:p>
+      <w:pPr>
+        <w:pStyle w:val="BodyText"/>
+        <w:numPr>
+          <w:ilvl w:val="0"/>
+          <w:numId w:val="6"/>
+        </w:numPr>
+        <w:spacing w:before="157" w:line="312" w:lineRule="auto"/>
+        <w:ind w:right="559"/>
+        <w:jc w:val="both"/>
+      </w:pPr>
+      <w:r>
+        <w:rPr>
+          <w:spacing w:val="-2"/>
+        </w:rPr>
+        <w:t>Saat create data</w:t>
+      </w:r>
+    </w:p>
+    <w:p>
+      <w:pPr>
+        <w:pStyle w:val="BodyText"/>
+        <w:spacing w:before="157" w:line="312" w:lineRule="auto"/>
+        <w:ind w:right="559"/>
+        <w:jc w:val="center"/>
+      </w:pPr>
+      <w:r>
+        <w:rPr>
+          <w:noProof/>
+        </w:rPr>
+        <w:drawing>
+          <wp:inline distT="0" distB="0" distL="0" distR="0" wp14:anchorId="30C51FE5" wp14:editId="15655BE7">
+            <wp:extent cx="3807725" cy="2338334"/>
+            <wp:effectExtent l="0" t="0" r="2540" b="5080"/>
+            <wp:docPr id="35" name="Picture 35"/>
+            <wp:cNvGraphicFramePr>
+              <a:graphicFrameLocks xmlns:a="http://schemas.openxmlformats.org/drawingml/2006/main" noChangeAspect="1"/>
+            </wp:cNvGraphicFramePr>
+            <a:graphic xmlns:a="http://schemas.openxmlformats.org/drawingml/2006/main">
+              <a:graphicData uri="http://schemas.openxmlformats.org/drawingml/2006/picture">
+                <pic:pic xmlns:pic="http://schemas.openxmlformats.org/drawingml/2006/picture">
+                  <pic:nvPicPr>
+                    <pic:cNvPr id="0" name=""/>
+                    <pic:cNvPicPr/>
+                  </pic:nvPicPr>
+                  <pic:blipFill>
+                    <a:blip r:embed="rId24"/>
+                    <a:stretch>
+                      <a:fillRect/>
+                    </a:stretch>
+                  </pic:blipFill>
+                  <pic:spPr>
+                    <a:xfrm>
+                      <a:off x="0" y="0"/>
+                      <a:ext cx="3812049" cy="2340989"/>
+                    </a:xfrm>
+                    <a:prstGeom prst="rect">
+                      <a:avLst/>
+                    </a:prstGeom>
+                  </pic:spPr>
+                </pic:pic>
+              </a:graphicData>
+            </a:graphic>
+          </wp:inline>
+        </w:drawing>
+      </w:r>
+    </w:p>
+    <w:p>
+      <w:pPr>
+        <w:pStyle w:val="BodyText"/>
+        <w:numPr>
+          <w:ilvl w:val="0"/>
+          <w:numId w:val="6"/>
+        </w:numPr>
+        <w:spacing w:before="157" w:line="312" w:lineRule="auto"/>
+        <w:ind w:right="559"/>
+      </w:pPr>
+      <w:r>
+        <w:t>Melakukan pengecekan dengan get</w:t>
+      </w:r>
+    </w:p>
+    <w:p>
+      <w:pPr>
+        <w:pStyle w:val="BodyText"/>
+        <w:spacing w:before="157" w:line="312" w:lineRule="auto"/>
+        <w:ind w:right="559"/>
+        <w:jc w:val="center"/>
+      </w:pPr>
+      <w:r>
+        <w:rPr>
+          <w:noProof/>
+        </w:rPr>
+        <w:drawing>
+          <wp:inline distT="0" distB="0" distL="0" distR="0" wp14:anchorId="5FFDB197" wp14:editId="616DC634">
+            <wp:extent cx="3896436" cy="2441515"/>
+            <wp:effectExtent l="0" t="0" r="0" b="0"/>
+            <wp:docPr id="39" name="Picture 39"/>
+            <wp:cNvGraphicFramePr>
+              <a:graphicFrameLocks xmlns:a="http://schemas.openxmlformats.org/drawingml/2006/main" noChangeAspect="1"/>
+            </wp:cNvGraphicFramePr>
+            <a:graphic xmlns:a="http://schemas.openxmlformats.org/drawingml/2006/main">
+              <a:graphicData uri="http://schemas.openxmlformats.org/drawingml/2006/picture">
+                <pic:pic xmlns:pic="http://schemas.openxmlformats.org/drawingml/2006/picture">
+                  <pic:nvPicPr>
+                    <pic:cNvPr id="0" name=""/>
+                    <pic:cNvPicPr/>
+                  </pic:nvPicPr>
+                  <pic:blipFill>
+                    <a:blip r:embed="rId25"/>
+                    <a:stretch>
+                      <a:fillRect/>
+                    </a:stretch>
+                  </pic:blipFill>
+                  <pic:spPr>
+                    <a:xfrm>
+                      <a:off x="0" y="0"/>
+                      <a:ext cx="3895349" cy="2440834"/>
+                    </a:xfrm>
+                    <a:prstGeom prst="rect">
+                      <a:avLst/>
+                    </a:prstGeom>
+                  </pic:spPr>
+                </pic:pic>
+              </a:graphicData>
+            </a:graphic>
+          </wp:inline>
+        </w:drawing>
+      </w:r>
+    </w:p>
+    <w:p>
+      <w:pPr>
+        <w:rPr>
+          <w:sz w:val="24"/>
+          <w:szCs w:val="24"/>
+        </w:rPr>
+      </w:pPr>
+      <w:r>
+        <w:br w:type="page"/>
+      </w:r>
+    </w:p>
+    <w:p>
+      <w:pPr>
+        <w:pStyle w:val="BodyText"/>
+        <w:numPr>
+          <w:ilvl w:val="0"/>
+          <w:numId w:val="5"/>
+        </w:numPr>
+        <w:spacing w:before="157" w:line="312" w:lineRule="auto"/>
+        <w:ind w:right="559"/>
+        <w:jc w:val="both"/>
+      </w:pPr>
+      <w:r>
+        <w:rPr>
+          <w:spacing w:val="-2"/>
+        </w:rPr>
+        <w:lastRenderedPageBreak/>
+        <w:t>Tabel transaksi penjualan</w:t>
+      </w:r>
+    </w:p>
+    <w:p>
+      <w:pPr>
+        <w:pStyle w:val="BodyText"/>
+        <w:spacing w:before="157" w:line="312" w:lineRule="auto"/>
+        <w:ind w:left="720" w:right="559"/>
+        <w:jc w:val="both"/>
+        <w:rPr>
+          <w:spacing w:val="-2"/>
+        </w:rPr>
+      </w:pPr>
+      <w:r>
+        <w:rPr>
+          <w:spacing w:val="-2"/>
+        </w:rPr>
+        <w:t>Create data dengn POST dimana disini tidak ada total_harga karena total harga akan muncul di read (GET) untuk melihat detail keseluruhan field database</w:t>
+      </w:r>
+    </w:p>
+    <w:p>
+      <w:pPr>
+        <w:pStyle w:val="BodyText"/>
+        <w:spacing w:before="157" w:line="312" w:lineRule="auto"/>
+        <w:ind w:left="720" w:right="559"/>
+        <w:jc w:val="both"/>
+      </w:pPr>
+      <w:r>
+        <w:drawing>
+          <wp:inline distT="0" distB="0" distL="0" distR="0" wp14:anchorId="37ADDC9D" wp14:editId="117C829D">
+            <wp:extent cx="4016044" cy="2242720"/>
+            <wp:effectExtent l="0" t="0" r="3810" b="5715"/>
+            <wp:docPr id="40" name="Picture 40"/>
+            <wp:cNvGraphicFramePr>
+              <a:graphicFrameLocks xmlns:a="http://schemas.openxmlformats.org/drawingml/2006/main" noChangeAspect="1"/>
+            </wp:cNvGraphicFramePr>
+            <a:graphic xmlns:a="http://schemas.openxmlformats.org/drawingml/2006/main">
+              <a:graphicData uri="http://schemas.openxmlformats.org/drawingml/2006/picture">
+                <pic:pic xmlns:pic="http://schemas.openxmlformats.org/drawingml/2006/picture">
+                  <pic:nvPicPr>
+                    <pic:cNvPr id="0" name=""/>
+                    <pic:cNvPicPr/>
+                  </pic:nvPicPr>
+                  <pic:blipFill>
+                    <a:blip r:embed="rId26"/>
+                    <a:stretch>
+                      <a:fillRect/>
+                    </a:stretch>
+                  </pic:blipFill>
+                  <pic:spPr>
+                    <a:xfrm>
+                      <a:off x="0" y="0"/>
+                      <a:ext cx="4015215" cy="2242257"/>
+                    </a:xfrm>
+                    <a:prstGeom prst="rect">
+                      <a:avLst/>
+                    </a:prstGeom>
+                  </pic:spPr>
+                </pic:pic>
+              </a:graphicData>
+            </a:graphic>
+          </wp:inline>
+        </w:drawing>
+      </w:r>
+    </w:p>
+    <w:p>
+      <w:pPr>
+        <w:pStyle w:val="BodyText"/>
+        <w:spacing w:before="157" w:line="312" w:lineRule="auto"/>
+        <w:ind w:left="720" w:right="559"/>
+        <w:jc w:val="both"/>
+      </w:pPr>
+    </w:p>
+    <w:p>
+      <w:pPr>
+        <w:pStyle w:val="BodyText"/>
+        <w:spacing w:before="157" w:line="312" w:lineRule="auto"/>
+        <w:ind w:left="720" w:right="559"/>
+        <w:jc w:val="both"/>
+      </w:pPr>
+      <w:r>
+        <w:t>GET untuk mengecek apakah data yang</w:t>
+      </w:r>
+      <w:r>
+        <w:t xml:space="preserve"> </w:t>
+      </w:r>
+      <w:bookmarkStart w:id="0" w:name="_GoBack"/>
+      <w:bookmarkEnd w:id="0"/>
+      <w:r>
+        <w:t>di create sudah tercantum di database</w:t>
+      </w:r>
+    </w:p>
+    <w:p>
+      <w:pPr>
+        <w:pStyle w:val="BodyText"/>
+        <w:spacing w:before="157" w:line="312" w:lineRule="auto"/>
+        <w:ind w:left="720" w:right="559"/>
+        <w:jc w:val="both"/>
+      </w:pPr>
+      <w:r>
+        <w:drawing>
+          <wp:inline distT="0" distB="0" distL="0" distR="0" wp14:anchorId="7316757B" wp14:editId="58FF8B18">
+            <wp:extent cx="3899439" cy="2355495"/>
+            <wp:effectExtent l="0" t="0" r="6350" b="6985"/>
+            <wp:docPr id="41" name="Picture 41"/>
+            <wp:cNvGraphicFramePr>
+              <a:graphicFrameLocks xmlns:a="http://schemas.openxmlformats.org/drawingml/2006/main" noChangeAspect="1"/>
+            </wp:cNvGraphicFramePr>
+            <a:graphic xmlns:a="http://schemas.openxmlformats.org/drawingml/2006/main">
+              <a:graphicData uri="http://schemas.openxmlformats.org/drawingml/2006/picture">
+                <pic:pic xmlns:pic="http://schemas.openxmlformats.org/drawingml/2006/picture">
+                  <pic:nvPicPr>
+                    <pic:cNvPr id="0" name=""/>
+                    <pic:cNvPicPr/>
+                  </pic:nvPicPr>
+                  <pic:blipFill>
+                    <a:blip r:embed="rId27"/>
+                    <a:stretch>
+                      <a:fillRect/>
+                    </a:stretch>
+                  </pic:blipFill>
+                  <pic:spPr>
+                    <a:xfrm>
+                      <a:off x="0" y="0"/>
+                      <a:ext cx="3903074" cy="2357691"/>
+                    </a:xfrm>
+                    <a:prstGeom prst="rect">
+                      <a:avLst/>
+                    </a:prstGeom>
+                  </pic:spPr>
+                </pic:pic>
+              </a:graphicData>
+            </a:graphic>
+          </wp:inline>
+        </w:drawing>
+      </w:r>
     </w:p>
     <w:p>
       <w:pPr>
@@ -14501,7 +14750,6 @@
       <w:rPr>
         <w:noProof/>
         <w:sz w:val="20"/>
-        <w:lang w:val="en-US"/>
       </w:rPr>
       <mc:AlternateContent>
         <mc:Choice Requires="wps">
@@ -14575,7 +14823,7 @@
             </wp:anchor>
           </w:drawing>
         </mc:Choice>
-        <mc:Fallback xmlns:pic="http://schemas.openxmlformats.org/drawingml/2006/picture" xmlns:a="http://schemas.openxmlformats.org/drawingml/2006/main" xmlns:ve="http://schemas.openxmlformats.org/markup-compatibility/2006">
+        <mc:Fallback xmlns:ve="http://schemas.openxmlformats.org/markup-compatibility/2006" xmlns:a="http://schemas.openxmlformats.org/drawingml/2006/main" xmlns:pic="http://schemas.openxmlformats.org/drawingml/2006/picture">
           <w:pict>
             <v:rect style="position:absolute;margin-left:69.384003pt;margin-top:782.135925pt;width:456.67pt;height:.72003pt;mso-position-horizontal-relative:page;mso-position-vertical-relative:page;z-index:-15890944" id="docshape3" filled="true" fillcolor="#000000" stroked="false">
               <v:fill type="solid"/>
@@ -14589,7 +14837,6 @@
       <w:rPr>
         <w:noProof/>
         <w:sz w:val="20"/>
-        <w:lang w:val="en-US"/>
       </w:rPr>
       <mc:AlternateContent>
         <mc:Choice Requires="wps">
@@ -14815,7 +15062,6 @@
       <w:rPr>
         <w:noProof/>
         <w:sz w:val="20"/>
-        <w:lang w:val="en-US"/>
       </w:rPr>
       <mc:AlternateContent>
         <mc:Choice Requires="wps">
@@ -14909,7 +15155,7 @@
                               <w:w w:val="110"/>
                               <w:sz w:val="20"/>
                             </w:rPr>
-                            <w:t>7</w:t>
+                            <w:t>9</w:t>
                           </w:r>
                           <w:r>
                             <w:rPr>
@@ -14980,7 +15226,7 @@
                               <w:w w:val="110"/>
                               <w:sz w:val="20"/>
                             </w:rPr>
-                            <w:t>8</w:t>
+                            <w:t>9</w:t>
                           </w:r>
                           <w:r>
                             <w:rPr>
@@ -15066,7 +15312,7 @@
                         <w:w w:val="110"/>
                         <w:sz w:val="20"/>
                       </w:rPr>
-                      <w:t>7</w:t>
+                      <w:t>9</w:t>
                     </w:r>
                     <w:r>
                       <w:rPr>
@@ -15137,7 +15383,7 @@
                         <w:w w:val="110"/>
                         <w:sz w:val="20"/>
                       </w:rPr>
-                      <w:t>8</w:t>
+                      <w:t>9</w:t>
                     </w:r>
                     <w:r>
                       <w:rPr>
@@ -15194,7 +15440,6 @@
       <w:rPr>
         <w:noProof/>
         <w:sz w:val="20"/>
-        <w:lang w:val="en-US"/>
       </w:rPr>
       <w:drawing>
         <wp:anchor distT="0" distB="0" distL="0" distR="0" simplePos="0" relativeHeight="487424000" behindDoc="1" locked="0" layoutInCell="1" allowOverlap="1">
@@ -15244,7 +15489,6 @@
       <w:rPr>
         <w:noProof/>
         <w:sz w:val="20"/>
-        <w:lang w:val="en-US"/>
       </w:rPr>
       <mc:AlternateContent>
         <mc:Choice Requires="wps">
@@ -15330,7 +15574,7 @@
             </wp:anchor>
           </w:drawing>
         </mc:Choice>
-        <mc:Fallback xmlns:pic="http://schemas.openxmlformats.org/drawingml/2006/picture" xmlns:a="http://schemas.openxmlformats.org/drawingml/2006/main" xmlns:ve="http://schemas.openxmlformats.org/markup-compatibility/2006">
+        <mc:Fallback xmlns:ve="http://schemas.openxmlformats.org/markup-compatibility/2006" xmlns:a="http://schemas.openxmlformats.org/drawingml/2006/main" xmlns:pic="http://schemas.openxmlformats.org/drawingml/2006/picture">
           <w:pict>
             <v:shape style="position:absolute;margin-left:70.824005pt;margin-top:119.29995pt;width:453.8pt;height:1.45pt;mso-position-horizontal-relative:page;mso-position-vertical-relative:page;z-index:-15891968" id="docshape1" coordorigin="1416,2386" coordsize="9076,29" path="m10492,2386l3145,2386,3117,2386,1416,2386,1416,2415,3117,2415,3145,2415,10492,2415,10492,2386xe" filled="true" fillcolor="#000000" stroked="false">
               <v:path arrowok="t"/>
@@ -15345,7 +15589,6 @@
       <w:rPr>
         <w:noProof/>
         <w:sz w:val="20"/>
-        <w:lang w:val="en-US"/>
       </w:rPr>
       <mc:AlternateContent>
         <mc:Choice Requires="wps">
@@ -16049,6 +16292,184 @@
     </w:lvl>
   </w:abstractNum>
   <w:abstractNum w:abstractNumId="1">
+    <w:nsid w:val="1AA84DB8"/>
+    <w:multiLevelType w:val="hybridMultilevel"/>
+    <w:tmpl w:val="FE08FD72"/>
+    <w:lvl w:ilvl="0" w:tplc="04090019">
+      <w:start w:val="1"/>
+      <w:numFmt w:val="lowerLetter"/>
+      <w:lvlText w:val="%1."/>
+      <w:lvlJc w:val="left"/>
+      <w:pPr>
+        <w:ind w:left="720" w:hanging="360"/>
+      </w:pPr>
+      <w:rPr>
+        <w:rFonts w:hint="default"/>
+      </w:rPr>
+    </w:lvl>
+    <w:lvl w:ilvl="1" w:tplc="04090019" w:tentative="1">
+      <w:start w:val="1"/>
+      <w:numFmt w:val="lowerLetter"/>
+      <w:lvlText w:val="%2."/>
+      <w:lvlJc w:val="left"/>
+      <w:pPr>
+        <w:ind w:left="1440" w:hanging="360"/>
+      </w:pPr>
+    </w:lvl>
+    <w:lvl w:ilvl="2" w:tplc="0409001B" w:tentative="1">
+      <w:start w:val="1"/>
+      <w:numFmt w:val="lowerRoman"/>
+      <w:lvlText w:val="%3."/>
+      <w:lvlJc w:val="right"/>
+      <w:pPr>
+        <w:ind w:left="2160" w:hanging="180"/>
+      </w:pPr>
+    </w:lvl>
+    <w:lvl w:ilvl="3" w:tplc="0409000F" w:tentative="1">
+      <w:start w:val="1"/>
+      <w:numFmt w:val="decimal"/>
+      <w:lvlText w:val="%4."/>
+      <w:lvlJc w:val="left"/>
+      <w:pPr>
+        <w:ind w:left="2880" w:hanging="360"/>
+      </w:pPr>
+    </w:lvl>
+    <w:lvl w:ilvl="4" w:tplc="04090019" w:tentative="1">
+      <w:start w:val="1"/>
+      <w:numFmt w:val="lowerLetter"/>
+      <w:lvlText w:val="%5."/>
+      <w:lvlJc w:val="left"/>
+      <w:pPr>
+        <w:ind w:left="3600" w:hanging="360"/>
+      </w:pPr>
+    </w:lvl>
+    <w:lvl w:ilvl="5" w:tplc="0409001B" w:tentative="1">
+      <w:start w:val="1"/>
+      <w:numFmt w:val="lowerRoman"/>
+      <w:lvlText w:val="%6."/>
+      <w:lvlJc w:val="right"/>
+      <w:pPr>
+        <w:ind w:left="4320" w:hanging="180"/>
+      </w:pPr>
+    </w:lvl>
+    <w:lvl w:ilvl="6" w:tplc="0409000F" w:tentative="1">
+      <w:start w:val="1"/>
+      <w:numFmt w:val="decimal"/>
+      <w:lvlText w:val="%7."/>
+      <w:lvlJc w:val="left"/>
+      <w:pPr>
+        <w:ind w:left="5040" w:hanging="360"/>
+      </w:pPr>
+    </w:lvl>
+    <w:lvl w:ilvl="7" w:tplc="04090019" w:tentative="1">
+      <w:start w:val="1"/>
+      <w:numFmt w:val="lowerLetter"/>
+      <w:lvlText w:val="%8."/>
+      <w:lvlJc w:val="left"/>
+      <w:pPr>
+        <w:ind w:left="5760" w:hanging="360"/>
+      </w:pPr>
+    </w:lvl>
+    <w:lvl w:ilvl="8" w:tplc="0409001B" w:tentative="1">
+      <w:start w:val="1"/>
+      <w:numFmt w:val="lowerRoman"/>
+      <w:lvlText w:val="%9."/>
+      <w:lvlJc w:val="right"/>
+      <w:pPr>
+        <w:ind w:left="6480" w:hanging="180"/>
+      </w:pPr>
+    </w:lvl>
+  </w:abstractNum>
+  <w:abstractNum w:abstractNumId="2">
+    <w:nsid w:val="236B6B08"/>
+    <w:multiLevelType w:val="hybridMultilevel"/>
+    <w:tmpl w:val="BB82F214"/>
+    <w:lvl w:ilvl="0" w:tplc="5E30B4A6">
+      <w:start w:val="1"/>
+      <w:numFmt w:val="decimal"/>
+      <w:lvlText w:val="%1."/>
+      <w:lvlJc w:val="left"/>
+      <w:pPr>
+        <w:ind w:left="501" w:hanging="360"/>
+      </w:pPr>
+      <w:rPr>
+        <w:rFonts w:hint="default"/>
+      </w:rPr>
+    </w:lvl>
+    <w:lvl w:ilvl="1" w:tplc="04090019" w:tentative="1">
+      <w:start w:val="1"/>
+      <w:numFmt w:val="lowerLetter"/>
+      <w:lvlText w:val="%2."/>
+      <w:lvlJc w:val="left"/>
+      <w:pPr>
+        <w:ind w:left="1221" w:hanging="360"/>
+      </w:pPr>
+    </w:lvl>
+    <w:lvl w:ilvl="2" w:tplc="0409001B" w:tentative="1">
+      <w:start w:val="1"/>
+      <w:numFmt w:val="lowerRoman"/>
+      <w:lvlText w:val="%3."/>
+      <w:lvlJc w:val="right"/>
+      <w:pPr>
+        <w:ind w:left="1941" w:hanging="180"/>
+      </w:pPr>
+    </w:lvl>
+    <w:lvl w:ilvl="3" w:tplc="0409000F" w:tentative="1">
+      <w:start w:val="1"/>
+      <w:numFmt w:val="decimal"/>
+      <w:lvlText w:val="%4."/>
+      <w:lvlJc w:val="left"/>
+      <w:pPr>
+        <w:ind w:left="2661" w:hanging="360"/>
+      </w:pPr>
+    </w:lvl>
+    <w:lvl w:ilvl="4" w:tplc="04090019" w:tentative="1">
+      <w:start w:val="1"/>
+      <w:numFmt w:val="lowerLetter"/>
+      <w:lvlText w:val="%5."/>
+      <w:lvlJc w:val="left"/>
+      <w:pPr>
+        <w:ind w:left="3381" w:hanging="360"/>
+      </w:pPr>
+    </w:lvl>
+    <w:lvl w:ilvl="5" w:tplc="0409001B" w:tentative="1">
+      <w:start w:val="1"/>
+      <w:numFmt w:val="lowerRoman"/>
+      <w:lvlText w:val="%6."/>
+      <w:lvlJc w:val="right"/>
+      <w:pPr>
+        <w:ind w:left="4101" w:hanging="180"/>
+      </w:pPr>
+    </w:lvl>
+    <w:lvl w:ilvl="6" w:tplc="0409000F" w:tentative="1">
+      <w:start w:val="1"/>
+      <w:numFmt w:val="decimal"/>
+      <w:lvlText w:val="%7."/>
+      <w:lvlJc w:val="left"/>
+      <w:pPr>
+        <w:ind w:left="4821" w:hanging="360"/>
+      </w:pPr>
+    </w:lvl>
+    <w:lvl w:ilvl="7" w:tplc="04090019" w:tentative="1">
+      <w:start w:val="1"/>
+      <w:numFmt w:val="lowerLetter"/>
+      <w:lvlText w:val="%8."/>
+      <w:lvlJc w:val="left"/>
+      <w:pPr>
+        <w:ind w:left="5541" w:hanging="360"/>
+      </w:pPr>
+    </w:lvl>
+    <w:lvl w:ilvl="8" w:tplc="0409001B" w:tentative="1">
+      <w:start w:val="1"/>
+      <w:numFmt w:val="lowerRoman"/>
+      <w:lvlText w:val="%9."/>
+      <w:lvlJc w:val="right"/>
+      <w:pPr>
+        <w:ind w:left="6261" w:hanging="180"/>
+      </w:pPr>
+    </w:lvl>
+  </w:abstractNum>
+  <w:abstractNum w:abstractNumId="3">
     <w:nsid w:val="57FF258B"/>
     <w:multiLevelType w:val="hybridMultilevel"/>
     <w:tmpl w:val="11A8BB60"/>
@@ -16170,7 +16591,120 @@
       </w:rPr>
     </w:lvl>
   </w:abstractNum>
-  <w:abstractNum w:abstractNumId="2">
+  <w:abstractNum w:abstractNumId="4">
+    <w:nsid w:val="5D111DB3"/>
+    <w:multiLevelType w:val="hybridMultilevel"/>
+    <w:tmpl w:val="8AAE9D6E"/>
+    <w:lvl w:ilvl="0" w:tplc="3B2A1D82">
+      <w:start w:val="1"/>
+      <w:numFmt w:val="bullet"/>
+      <w:lvlText w:val="-"/>
+      <w:lvlJc w:val="left"/>
+      <w:pPr>
+        <w:ind w:left="1080" w:hanging="360"/>
+      </w:pPr>
+      <w:rPr>
+        <w:rFonts w:ascii="Times New Roman" w:eastAsia="Times New Roman" w:hAnsi="Times New Roman" w:cs="Times New Roman" w:hint="default"/>
+      </w:rPr>
+    </w:lvl>
+    <w:lvl w:ilvl="1" w:tplc="04090003" w:tentative="1">
+      <w:start w:val="1"/>
+      <w:numFmt w:val="bullet"/>
+      <w:lvlText w:val="o"/>
+      <w:lvlJc w:val="left"/>
+      <w:pPr>
+        <w:ind w:left="1800" w:hanging="360"/>
+      </w:pPr>
+      <w:rPr>
+        <w:rFonts w:ascii="Courier New" w:hAnsi="Courier New" w:cs="Courier New" w:hint="default"/>
+      </w:rPr>
+    </w:lvl>
+    <w:lvl w:ilvl="2" w:tplc="04090005" w:tentative="1">
+      <w:start w:val="1"/>
+      <w:numFmt w:val="bullet"/>
+      <w:lvlText w:val=""/>
+      <w:lvlJc w:val="left"/>
+      <w:pPr>
+        <w:ind w:left="2520" w:hanging="360"/>
+      </w:pPr>
+      <w:rPr>
+        <w:rFonts w:ascii="Wingdings" w:hAnsi="Wingdings" w:hint="default"/>
+      </w:rPr>
+    </w:lvl>
+    <w:lvl w:ilvl="3" w:tplc="04090001" w:tentative="1">
+      <w:start w:val="1"/>
+      <w:numFmt w:val="bullet"/>
+      <w:lvlText w:val=""/>
+      <w:lvlJc w:val="left"/>
+      <w:pPr>
+        <w:ind w:left="3240" w:hanging="360"/>
+      </w:pPr>
+      <w:rPr>
+        <w:rFonts w:ascii="Symbol" w:hAnsi="Symbol" w:hint="default"/>
+      </w:rPr>
+    </w:lvl>
+    <w:lvl w:ilvl="4" w:tplc="04090003" w:tentative="1">
+      <w:start w:val="1"/>
+      <w:numFmt w:val="bullet"/>
+      <w:lvlText w:val="o"/>
+      <w:lvlJc w:val="left"/>
+      <w:pPr>
+        <w:ind w:left="3960" w:hanging="360"/>
+      </w:pPr>
+      <w:rPr>
+        <w:rFonts w:ascii="Courier New" w:hAnsi="Courier New" w:cs="Courier New" w:hint="default"/>
+      </w:rPr>
+    </w:lvl>
+    <w:lvl w:ilvl="5" w:tplc="04090005" w:tentative="1">
+      <w:start w:val="1"/>
+      <w:numFmt w:val="bullet"/>
+      <w:lvlText w:val=""/>
+      <w:lvlJc w:val="left"/>
+      <w:pPr>
+        <w:ind w:left="4680" w:hanging="360"/>
+      </w:pPr>
+      <w:rPr>
+        <w:rFonts w:ascii="Wingdings" w:hAnsi="Wingdings" w:hint="default"/>
+      </w:rPr>
+    </w:lvl>
+    <w:lvl w:ilvl="6" w:tplc="04090001" w:tentative="1">
+      <w:start w:val="1"/>
+      <w:numFmt w:val="bullet"/>
+      <w:lvlText w:val=""/>
+      <w:lvlJc w:val="left"/>
+      <w:pPr>
+        <w:ind w:left="5400" w:hanging="360"/>
+      </w:pPr>
+      <w:rPr>
+        <w:rFonts w:ascii="Symbol" w:hAnsi="Symbol" w:hint="default"/>
+      </w:rPr>
+    </w:lvl>
+    <w:lvl w:ilvl="7" w:tplc="04090003" w:tentative="1">
+      <w:start w:val="1"/>
+      <w:numFmt w:val="bullet"/>
+      <w:lvlText w:val="o"/>
+      <w:lvlJc w:val="left"/>
+      <w:pPr>
+        <w:ind w:left="6120" w:hanging="360"/>
+      </w:pPr>
+      <w:rPr>
+        <w:rFonts w:ascii="Courier New" w:hAnsi="Courier New" w:cs="Courier New" w:hint="default"/>
+      </w:rPr>
+    </w:lvl>
+    <w:lvl w:ilvl="8" w:tplc="04090005" w:tentative="1">
+      <w:start w:val="1"/>
+      <w:numFmt w:val="bullet"/>
+      <w:lvlText w:val=""/>
+      <w:lvlJc w:val="left"/>
+      <w:pPr>
+        <w:ind w:left="6840" w:hanging="360"/>
+      </w:pPr>
+      <w:rPr>
+        <w:rFonts w:ascii="Wingdings" w:hAnsi="Wingdings" w:hint="default"/>
+      </w:rPr>
+    </w:lvl>
+  </w:abstractNum>
+  <w:abstractNum w:abstractNumId="5">
     <w:nsid w:val="624D67F5"/>
     <w:multiLevelType w:val="hybridMultilevel"/>
     <w:tmpl w:val="D0829232"/>
@@ -16297,10 +16831,19 @@
     <w:abstractNumId w:val="0"/>
   </w:num>
   <w:num w:numId="2">
+    <w:abstractNumId w:val="3"/>
+  </w:num>
+  <w:num w:numId="3">
+    <w:abstractNumId w:val="5"/>
+  </w:num>
+  <w:num w:numId="4">
+    <w:abstractNumId w:val="2"/>
+  </w:num>
+  <w:num w:numId="5">
     <w:abstractNumId w:val="1"/>
   </w:num>
-  <w:num w:numId="3">
-    <w:abstractNumId w:val="2"/>
+  <w:num w:numId="6">
+    <w:abstractNumId w:val="4"/>
   </w:num>
 </w:numbering>
 </file>
@@ -16470,7 +17013,6 @@
     <w:qFormat/>
     <w:rPr>
       <w:rFonts w:ascii="Times New Roman" w:eastAsia="Times New Roman" w:hAnsi="Times New Roman" w:cs="Times New Roman"/>
-      <w:lang/>
     </w:rPr>
   </w:style>
   <w:style w:type="paragraph" w:styleId="Heading1">
@@ -16571,7 +17113,6 @@
       <w:rFonts w:ascii="Tahoma" w:eastAsia="Times New Roman" w:hAnsi="Tahoma" w:cs="Tahoma"/>
       <w:sz w:val="16"/>
       <w:szCs w:val="16"/>
-      <w:lang/>
     </w:rPr>
   </w:style>
   <w:style w:type="character" w:customStyle="1" w:styleId="BodyTextChar">
@@ -16584,7 +17125,6 @@
       <w:rFonts w:ascii="Times New Roman" w:eastAsia="Times New Roman" w:hAnsi="Times New Roman" w:cs="Times New Roman"/>
       <w:sz w:val="24"/>
       <w:szCs w:val="24"/>
-      <w:lang/>
     </w:rPr>
   </w:style>
 </w:styles>
@@ -16755,7 +17295,6 @@
     <w:qFormat/>
     <w:rPr>
       <w:rFonts w:ascii="Times New Roman" w:eastAsia="Times New Roman" w:hAnsi="Times New Roman" w:cs="Times New Roman"/>
-      <w:lang/>
     </w:rPr>
   </w:style>
   <w:style w:type="paragraph" w:styleId="Heading1">
@@ -16856,7 +17395,6 @@
       <w:rFonts w:ascii="Tahoma" w:eastAsia="Times New Roman" w:hAnsi="Tahoma" w:cs="Tahoma"/>
       <w:sz w:val="16"/>
       <w:szCs w:val="16"/>
-      <w:lang/>
     </w:rPr>
   </w:style>
   <w:style w:type="character" w:customStyle="1" w:styleId="BodyTextChar">
@@ -16869,7 +17407,6 @@
       <w:rFonts w:ascii="Times New Roman" w:eastAsia="Times New Roman" w:hAnsi="Times New Roman" w:cs="Times New Roman"/>
       <w:sz w:val="24"/>
       <w:szCs w:val="24"/>
-      <w:lang/>
     </w:rPr>
   </w:style>
 </w:styles>
